--- a/Resume_-_Daniel_Rodier.docx
+++ b/Resume_-_Daniel_Rodier.docx
@@ -805,7 +805,7 @@
           </mc:Choice>
           <mc:Fallback>
             <w:pict>
-              <v:group w14:anchorId="225883B3" id="Group 1" o:spid="_x0000_s1026" style="position:absolute;margin-left:22.35pt;margin-top:18.9pt;width:568.95pt;height:755.9pt;z-index:-15804928;mso-wrap-distance-left:0;mso-wrap-distance-right:0;mso-position-horizontal-relative:page;mso-position-vertical-relative:page" coordsize="72256,95999" o:gfxdata="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">
+              <v:group w14:anchorId="66A4D48C" id="Group 1" o:spid="_x0000_s1026" style="position:absolute;margin-left:22.35pt;margin-top:18.9pt;width:568.95pt;height:755.9pt;z-index:-15804928;mso-wrap-distance-left:0;mso-wrap-distance-right:0;mso-position-horizontal-relative:page;mso-position-vertical-relative:page" coordsize="72256,95999" o:gfxdata="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